--- a/defense/docs/front_matter/DESIGNATIONS_AND_ABBREVIATIONS_KZ_GOST_2026-08-13.docx
+++ b/defense/docs/front_matter/DESIGNATIONS_AND_ABBREVIATIONS_KZ_GOST_2026-08-13.docx
@@ -14,6 +14,7 @@
           <w:b/>
           <w:i w:val="0"/>
           <w:sz w:val="32"/>
+          <w:u w:val="none"/>
         </w:rPr>
         <w:t>БЕЛГІЛЕУЛЕР МЕН ҚЫСҚАРТУЛАР</w:t>
       </w:r>
@@ -44,6 +45,7 @@
                 <w:b w:val="0"/>
                 <w:i w:val="0"/>
                 <w:sz w:val="28"/>
+                <w:u w:val="none"/>
               </w:rPr>
               <w:t>AI</w:t>
             </w:r>
@@ -64,6 +66,7 @@
                 <w:b w:val="0"/>
                 <w:i w:val="0"/>
                 <w:sz w:val="28"/>
+                <w:u w:val="none"/>
               </w:rPr>
               <w:t>Artificial Intelligence (жасанды интеллект)</w:t>
             </w:r>
@@ -86,6 +89,7 @@
                 <w:b w:val="0"/>
                 <w:i w:val="0"/>
                 <w:sz w:val="28"/>
+                <w:u w:val="none"/>
               </w:rPr>
               <w:t>ALO</w:t>
             </w:r>
@@ -106,6 +110,7 @@
                 <w:b w:val="0"/>
                 <w:i w:val="0"/>
                 <w:sz w:val="28"/>
+                <w:u w:val="none"/>
               </w:rPr>
               <w:t>Attention–Lesion Overlap (explainability метрикасы)</w:t>
             </w:r>
@@ -128,6 +133,7 @@
                 <w:b w:val="0"/>
                 <w:i w:val="0"/>
                 <w:sz w:val="28"/>
+                <w:u w:val="none"/>
               </w:rPr>
               <w:t>APTOS</w:t>
             </w:r>
@@ -148,6 +154,7 @@
                 <w:b w:val="0"/>
                 <w:i w:val="0"/>
                 <w:sz w:val="28"/>
+                <w:u w:val="none"/>
               </w:rPr>
               <w:t>Asia Pacific Tele-Ophthalmology Society (2019 Blindness Detection деректер жиынтығы)</w:t>
             </w:r>
@@ -170,6 +177,7 @@
                 <w:b w:val="0"/>
                 <w:i w:val="0"/>
                 <w:sz w:val="28"/>
+                <w:u w:val="none"/>
               </w:rPr>
               <w:t>AUC</w:t>
             </w:r>
@@ -190,6 +198,7 @@
                 <w:b w:val="0"/>
                 <w:i w:val="0"/>
                 <w:sz w:val="28"/>
+                <w:u w:val="none"/>
               </w:rPr>
               <w:t>Area Under the Curve (қисық астындағы аудан)</w:t>
             </w:r>
@@ -212,6 +221,7 @@
                 <w:b w:val="0"/>
                 <w:i w:val="0"/>
                 <w:sz w:val="28"/>
+                <w:u w:val="none"/>
               </w:rPr>
               <w:t>BYOL</w:t>
             </w:r>
@@ -232,6 +242,7 @@
                 <w:b w:val="0"/>
                 <w:i w:val="0"/>
                 <w:sz w:val="28"/>
+                <w:u w:val="none"/>
               </w:rPr>
               <w:t>Bootstrap Your Own Latent (өзін-өзі бақылаусыз оқыту әдісі)</w:t>
             </w:r>
@@ -254,6 +265,7 @@
                 <w:b w:val="0"/>
                 <w:i w:val="0"/>
                 <w:sz w:val="28"/>
+                <w:u w:val="none"/>
               </w:rPr>
               <w:t>CAM</w:t>
             </w:r>
@@ -274,6 +286,7 @@
                 <w:b w:val="0"/>
                 <w:i w:val="0"/>
                 <w:sz w:val="28"/>
+                <w:u w:val="none"/>
               </w:rPr>
               <w:t>Class Activation Mapping</w:t>
             </w:r>
@@ -296,6 +309,7 @@
                 <w:b w:val="0"/>
                 <w:i w:val="0"/>
                 <w:sz w:val="28"/>
+                <w:u w:val="none"/>
               </w:rPr>
               <w:t>CFC-n</w:t>
             </w:r>
@@ -316,6 +330,7 @@
                 <w:b w:val="0"/>
                 <w:i w:val="0"/>
                 <w:sz w:val="28"/>
+                <w:u w:val="none"/>
               </w:rPr>
               <w:t>Claim Formulation Constraint n (тұжырымды тұжырымдау шектеуі: мәлімдеменің қандай түрде айтылуы мүмкін екенін реттейтін ереже; CFC-2 сериясы диссертация өзіне тыйым салған тұжырым түрлерін тізеді)</w:t>
             </w:r>
@@ -338,6 +353,7 @@
                 <w:b w:val="0"/>
                 <w:i w:val="0"/>
                 <w:sz w:val="28"/>
+                <w:u w:val="none"/>
               </w:rPr>
               <w:t>CLAHE</w:t>
             </w:r>
@@ -358,6 +374,7 @@
                 <w:b w:val="0"/>
                 <w:i w:val="0"/>
                 <w:sz w:val="28"/>
+                <w:u w:val="none"/>
               </w:rPr>
               <w:t>Contrast-Limited Adaptive Histogram Equalization</w:t>
             </w:r>
@@ -380,6 +397,7 @@
                 <w:b w:val="0"/>
                 <w:i w:val="0"/>
                 <w:sz w:val="28"/>
+                <w:u w:val="none"/>
               </w:rPr>
               <w:t>CNN</w:t>
             </w:r>
@@ -400,6 +418,7 @@
                 <w:b w:val="0"/>
                 <w:i w:val="0"/>
                 <w:sz w:val="28"/>
+                <w:u w:val="none"/>
               </w:rPr>
               <w:t>Convolutional Neural Network</w:t>
             </w:r>
@@ -422,6 +441,7 @@
                 <w:b w:val="0"/>
                 <w:i w:val="0"/>
                 <w:sz w:val="28"/>
+                <w:u w:val="none"/>
               </w:rPr>
               <w:t>CNR</w:t>
             </w:r>
@@ -442,6 +462,7 @@
                 <w:b w:val="0"/>
                 <w:i w:val="0"/>
                 <w:sz w:val="28"/>
+                <w:u w:val="none"/>
               </w:rPr>
               <w:t>Contrast-to-Noise Ratio</w:t>
             </w:r>
@@ -464,6 +485,7 @@
                 <w:b w:val="0"/>
                 <w:i w:val="0"/>
                 <w:sz w:val="28"/>
+                <w:u w:val="none"/>
               </w:rPr>
               <w:t>DDR</w:t>
             </w:r>
@@ -484,6 +506,7 @@
                 <w:b w:val="0"/>
                 <w:i w:val="0"/>
                 <w:sz w:val="28"/>
+                <w:u w:val="none"/>
               </w:rPr>
               <w:t>Диабеттік ретинопатияны градациялау деректер жиынтығы (DDR)</w:t>
             </w:r>
@@ -506,6 +529,7 @@
                 <w:b w:val="0"/>
                 <w:i w:val="0"/>
                 <w:sz w:val="28"/>
+                <w:u w:val="none"/>
               </w:rPr>
               <w:t>DGL-n</w:t>
             </w:r>
@@ -526,6 +550,7 @@
                 <w:b w:val="0"/>
                 <w:i w:val="0"/>
                 <w:sz w:val="28"/>
+                <w:u w:val="none"/>
               </w:rPr>
               <w:t>Deployment and Generalization Limitation n (енгізу және жалпылау шектеуі: нәтижені ол алынған жағдайлардан тыс қаншалықты тасымалдауға болатынын шектейді)</w:t>
             </w:r>
@@ -548,6 +573,7 @@
                 <w:b w:val="0"/>
                 <w:i w:val="0"/>
                 <w:sz w:val="28"/>
+                <w:u w:val="none"/>
               </w:rPr>
               <w:t>DINO</w:t>
             </w:r>
@@ -568,6 +594,7 @@
                 <w:b w:val="0"/>
                 <w:i w:val="0"/>
                 <w:sz w:val="28"/>
+                <w:u w:val="none"/>
               </w:rPr>
               <w:t>self-Distillation with No labels (өзін-өзі бақылаусыз оқыту әдісі)</w:t>
             </w:r>
@@ -590,6 +617,7 @@
                 <w:b w:val="0"/>
                 <w:i w:val="0"/>
                 <w:sz w:val="28"/>
+                <w:u w:val="none"/>
               </w:rPr>
               <w:t>DR</w:t>
             </w:r>
@@ -610,6 +638,7 @@
                 <w:b w:val="0"/>
                 <w:i w:val="0"/>
                 <w:sz w:val="28"/>
+                <w:u w:val="none"/>
               </w:rPr>
               <w:t>Diabetic Retinopathy (диабеттік ретинопатия)</w:t>
             </w:r>
@@ -632,6 +661,7 @@
                 <w:b w:val="0"/>
                 <w:i w:val="0"/>
                 <w:sz w:val="28"/>
+                <w:u w:val="none"/>
               </w:rPr>
               <w:t>ECE</w:t>
             </w:r>
@@ -652,6 +682,7 @@
                 <w:b w:val="0"/>
                 <w:i w:val="0"/>
                 <w:sz w:val="28"/>
+                <w:u w:val="none"/>
               </w:rPr>
               <w:t>Expected Calibration Error</w:t>
             </w:r>
@@ -674,6 +705,7 @@
                 <w:b w:val="0"/>
                 <w:i w:val="0"/>
                 <w:sz w:val="28"/>
+                <w:u w:val="none"/>
               </w:rPr>
               <w:t>EH-n</w:t>
             </w:r>
@@ -694,6 +726,7 @@
                 <w:b w:val="0"/>
                 <w:i w:val="0"/>
                 <w:sz w:val="28"/>
+                <w:u w:val="none"/>
               </w:rPr>
               <w:t>Evidence Hierarchy rule n (дәлел иерархиясының ережесі: метрикалардың дәлелдік салмағы бойынша реттелуі және нәтиженің шешуші саналуы үшін қанағаттандыруға тиіс өлшемшарттары)</w:t>
             </w:r>
@@ -716,6 +749,7 @@
                 <w:b w:val="0"/>
                 <w:i w:val="0"/>
                 <w:sz w:val="28"/>
+                <w:u w:val="none"/>
               </w:rPr>
               <w:t>EHR</w:t>
             </w:r>
@@ -736,6 +770,7 @@
                 <w:b w:val="0"/>
                 <w:i w:val="0"/>
                 <w:sz w:val="28"/>
+                <w:u w:val="none"/>
               </w:rPr>
               <w:t>Electronic Health Record (электрондық денсаулық жазбасы)</w:t>
             </w:r>
@@ -758,6 +793,7 @@
                 <w:b w:val="0"/>
                 <w:i w:val="0"/>
                 <w:sz w:val="28"/>
+                <w:u w:val="none"/>
               </w:rPr>
               <w:t>EMD</w:t>
             </w:r>
@@ -778,6 +814,7 @@
                 <w:b w:val="0"/>
                 <w:i w:val="0"/>
                 <w:sz w:val="28"/>
+                <w:u w:val="none"/>
               </w:rPr>
               <w:t>Earth Mover's Distance</w:t>
             </w:r>
@@ -800,6 +837,7 @@
                 <w:b w:val="0"/>
                 <w:i w:val="0"/>
                 <w:sz w:val="28"/>
+                <w:u w:val="none"/>
               </w:rPr>
               <w:t>EyePACS</w:t>
             </w:r>
@@ -820,6 +858,7 @@
                 <w:b w:val="0"/>
                 <w:i w:val="0"/>
                 <w:sz w:val="28"/>
+                <w:u w:val="none"/>
               </w:rPr>
               <w:t>Eye Picture Archive Communication System (DR деректер жиынтығы)</w:t>
             </w:r>
@@ -842,6 +881,7 @@
                 <w:b w:val="0"/>
                 <w:i w:val="0"/>
                 <w:sz w:val="28"/>
+                <w:u w:val="none"/>
               </w:rPr>
               <w:t>FOV</w:t>
             </w:r>
@@ -862,6 +902,7 @@
                 <w:b w:val="0"/>
                 <w:i w:val="0"/>
                 <w:sz w:val="28"/>
+                <w:u w:val="none"/>
               </w:rPr>
               <w:t>Field of View (көру өрісі)</w:t>
             </w:r>
@@ -884,6 +925,7 @@
                 <w:b w:val="0"/>
                 <w:i w:val="0"/>
                 <w:sz w:val="28"/>
+                <w:u w:val="none"/>
               </w:rPr>
               <w:t>GDPR</w:t>
             </w:r>
@@ -904,6 +946,7 @@
                 <w:b w:val="0"/>
                 <w:i w:val="0"/>
                 <w:sz w:val="28"/>
+                <w:u w:val="none"/>
               </w:rPr>
               <w:t>General Data Protection Regulation</w:t>
             </w:r>
@@ -926,6 +969,7 @@
                 <w:b w:val="0"/>
                 <w:i w:val="0"/>
                 <w:sz w:val="28"/>
+                <w:u w:val="none"/>
               </w:rPr>
               <w:t>Grad-CAM</w:t>
             </w:r>
@@ -946,6 +990,7 @@
                 <w:b w:val="0"/>
                 <w:i w:val="0"/>
                 <w:sz w:val="28"/>
+                <w:u w:val="none"/>
               </w:rPr>
               <w:t>Gradient-weighted Class Activation Mapping</w:t>
             </w:r>
@@ -968,6 +1013,7 @@
                 <w:b w:val="0"/>
                 <w:i w:val="0"/>
                 <w:sz w:val="28"/>
+                <w:u w:val="none"/>
               </w:rPr>
               <w:t>HIPAA</w:t>
             </w:r>
@@ -988,6 +1034,7 @@
                 <w:b w:val="0"/>
                 <w:i w:val="0"/>
                 <w:sz w:val="28"/>
+                <w:u w:val="none"/>
               </w:rPr>
               <w:t>Health Insurance Portability and Accountability Act</w:t>
             </w:r>
@@ -1010,6 +1057,7 @@
                 <w:b w:val="0"/>
                 <w:i w:val="0"/>
                 <w:sz w:val="28"/>
+                <w:u w:val="none"/>
               </w:rPr>
               <w:t>IDRiD</w:t>
             </w:r>
@@ -1030,6 +1078,7 @@
                 <w:b w:val="0"/>
                 <w:i w:val="0"/>
                 <w:sz w:val="28"/>
+                <w:u w:val="none"/>
               </w:rPr>
               <w:t>Indian Diabetic Retinopathy Image Dataset</w:t>
             </w:r>
@@ -1052,6 +1101,7 @@
                 <w:b w:val="0"/>
                 <w:i w:val="0"/>
                 <w:sz w:val="28"/>
+                <w:u w:val="none"/>
               </w:rPr>
               <w:t>IoU</w:t>
             </w:r>
@@ -1072,6 +1122,7 @@
                 <w:b w:val="0"/>
                 <w:i w:val="0"/>
                 <w:sz w:val="28"/>
+                <w:u w:val="none"/>
               </w:rPr>
               <w:t>Intersection over Union</w:t>
             </w:r>
@@ -1094,6 +1145,7 @@
                 <w:b w:val="0"/>
                 <w:i w:val="0"/>
                 <w:sz w:val="28"/>
+                <w:u w:val="none"/>
               </w:rPr>
               <w:t>KL</w:t>
             </w:r>
@@ -1114,6 +1166,7 @@
                 <w:b w:val="0"/>
                 <w:i w:val="0"/>
                 <w:sz w:val="28"/>
+                <w:u w:val="none"/>
               </w:rPr>
               <w:t>Kullback–Leibler дивергенциясы</w:t>
             </w:r>
@@ -1136,6 +1189,7 @@
                 <w:b w:val="0"/>
                 <w:i w:val="0"/>
                 <w:sz w:val="28"/>
+                <w:u w:val="none"/>
               </w:rPr>
               <w:t>LAB</w:t>
             </w:r>
@@ -1156,6 +1210,7 @@
                 <w:b w:val="0"/>
                 <w:i w:val="0"/>
                 <w:sz w:val="28"/>
+                <w:u w:val="none"/>
               </w:rPr>
               <w:t>CIELAB түс кеңістігі</w:t>
             </w:r>
@@ -1178,6 +1233,7 @@
                 <w:b w:val="0"/>
                 <w:i w:val="0"/>
                 <w:sz w:val="28"/>
+                <w:u w:val="none"/>
               </w:rPr>
               <w:t>MLP</w:t>
             </w:r>
@@ -1198,6 +1254,7 @@
                 <w:b w:val="0"/>
                 <w:i w:val="0"/>
                 <w:sz w:val="28"/>
+                <w:u w:val="none"/>
               </w:rPr>
               <w:t>Multilayer Perceptron</w:t>
             </w:r>
@@ -1220,6 +1277,7 @@
                 <w:b w:val="0"/>
                 <w:i w:val="0"/>
                 <w:sz w:val="28"/>
+                <w:u w:val="none"/>
               </w:rPr>
               <w:t>MoCo</w:t>
             </w:r>
@@ -1240,6 +1298,7 @@
                 <w:b w:val="0"/>
                 <w:i w:val="0"/>
                 <w:sz w:val="28"/>
+                <w:u w:val="none"/>
               </w:rPr>
               <w:t>Momentum Contrast (өзін-өзі бақылаусыз оқыту әдісі)</w:t>
             </w:r>
@@ -1262,6 +1321,7 @@
                 <w:b w:val="0"/>
                 <w:i w:val="0"/>
                 <w:sz w:val="28"/>
+                <w:u w:val="none"/>
               </w:rPr>
               <w:t>NC-n</w:t>
             </w:r>
@@ -1282,6 +1342,7 @@
                 <w:b w:val="0"/>
                 <w:i w:val="0"/>
                 <w:sz w:val="28"/>
+                <w:u w:val="none"/>
               </w:rPr>
               <w:t>Non-Claim n (мәлімделмейтін тұжырым: диссертация әдейі айтпайтын пікір — нәтижелері оны айтқан деп оқылмауы үшін тіркелген)</w:t>
             </w:r>
@@ -1304,6 +1365,7 @@
                 <w:b w:val="0"/>
                 <w:i w:val="0"/>
                 <w:sz w:val="28"/>
+                <w:u w:val="none"/>
               </w:rPr>
               <w:t>NPV</w:t>
             </w:r>
@@ -1324,6 +1386,7 @@
                 <w:b w:val="0"/>
                 <w:i w:val="0"/>
                 <w:sz w:val="28"/>
+                <w:u w:val="none"/>
               </w:rPr>
               <w:t>Negative Predictive Value (теріс болжамдық мән)</w:t>
             </w:r>
@@ -1346,6 +1409,7 @@
                 <w:b w:val="0"/>
                 <w:i w:val="0"/>
                 <w:sz w:val="28"/>
+                <w:u w:val="none"/>
               </w:rPr>
               <w:t>OD</w:t>
             </w:r>
@@ -1366,6 +1430,7 @@
                 <w:b w:val="0"/>
                 <w:i w:val="0"/>
                 <w:sz w:val="28"/>
+                <w:u w:val="none"/>
               </w:rPr>
               <w:t>Optic Disc (көру дискісі)</w:t>
             </w:r>
@@ -1388,6 +1453,7 @@
                 <w:b w:val="0"/>
                 <w:i w:val="0"/>
                 <w:sz w:val="28"/>
+                <w:u w:val="none"/>
               </w:rPr>
               <w:t>OD-n</w:t>
             </w:r>
@@ -1408,6 +1474,7 @@
                 <w:b w:val="0"/>
                 <w:i w:val="0"/>
                 <w:sz w:val="28"/>
+                <w:u w:val="none"/>
               </w:rPr>
               <w:t>Operational Definition n (операциялық анықтама: диссертация терминінің қалай өлшенетінін белгілейді; жоғарыдағы OD — көру дискісі — таңбасынан бөлек, ол ешқашан нөмірмен жазылмайды)</w:t>
             </w:r>
@@ -1430,6 +1497,7 @@
                 <w:b w:val="0"/>
                 <w:i w:val="0"/>
                 <w:sz w:val="28"/>
+                <w:u w:val="none"/>
               </w:rPr>
               <w:t>ODIR-5K</w:t>
             </w:r>
@@ -1450,6 +1518,7 @@
                 <w:b w:val="0"/>
                 <w:i w:val="0"/>
                 <w:sz w:val="28"/>
+                <w:u w:val="none"/>
               </w:rPr>
               <w:t>Ocular Disease Intelligent Recognition деректер жиынтығы (5000 пациент)</w:t>
             </w:r>
@@ -1472,6 +1541,7 @@
                 <w:b w:val="0"/>
                 <w:i w:val="0"/>
                 <w:sz w:val="28"/>
+                <w:u w:val="none"/>
               </w:rPr>
               <w:t>PACS</w:t>
             </w:r>
@@ -1492,6 +1562,7 @@
                 <w:b w:val="0"/>
                 <w:i w:val="0"/>
                 <w:sz w:val="28"/>
+                <w:u w:val="none"/>
               </w:rPr>
               <w:t>Picture Archiving and Communication System</w:t>
             </w:r>
@@ -1514,6 +1585,7 @@
                 <w:b w:val="0"/>
                 <w:i w:val="0"/>
                 <w:sz w:val="28"/>
+                <w:u w:val="none"/>
               </w:rPr>
               <w:t>PC-n</w:t>
             </w:r>
@@ -1534,6 +1606,7 @@
                 <w:b w:val="0"/>
                 <w:i w:val="0"/>
                 <w:sz w:val="28"/>
+                <w:u w:val="none"/>
               </w:rPr>
               <w:t>Primary Claim n (негізгі тұжырым: диссертация дәйегінің нөмірленген тұжырымы, әрқайсысы өз дәлелі мен бағаланған күшін алып жүреді)</w:t>
             </w:r>
@@ -1556,6 +1629,7 @@
                 <w:b w:val="0"/>
                 <w:i w:val="0"/>
                 <w:sz w:val="28"/>
+                <w:u w:val="none"/>
               </w:rPr>
               <w:t>PPV</w:t>
             </w:r>
@@ -1576,6 +1650,7 @@
                 <w:b w:val="0"/>
                 <w:i w:val="0"/>
                 <w:sz w:val="28"/>
+                <w:u w:val="none"/>
               </w:rPr>
               <w:t>Positive Predictive Value (оң болжамдық мән)</w:t>
             </w:r>
@@ -1598,6 +1673,7 @@
                 <w:b w:val="0"/>
                 <w:i w:val="0"/>
                 <w:sz w:val="28"/>
+                <w:u w:val="none"/>
               </w:rPr>
               <w:t>ReLU</w:t>
             </w:r>
@@ -1618,6 +1694,7 @@
                 <w:b w:val="0"/>
                 <w:i w:val="0"/>
                 <w:sz w:val="28"/>
+                <w:u w:val="none"/>
               </w:rPr>
               <w:t>Rectified Linear Unit</w:t>
             </w:r>
@@ -1640,6 +1717,7 @@
                 <w:b w:val="0"/>
                 <w:i w:val="0"/>
                 <w:sz w:val="28"/>
+                <w:u w:val="none"/>
               </w:rPr>
               <w:t>RFMiD</w:t>
             </w:r>
@@ -1660,6 +1738,7 @@
                 <w:b w:val="0"/>
                 <w:i w:val="0"/>
                 <w:sz w:val="28"/>
+                <w:u w:val="none"/>
               </w:rPr>
               <w:t>Retinal Fundus Multi-disease Image Dataset</w:t>
             </w:r>
@@ -1682,6 +1761,7 @@
                 <w:b w:val="0"/>
                 <w:i w:val="0"/>
                 <w:sz w:val="28"/>
+                <w:u w:val="none"/>
               </w:rPr>
               <w:t>RIQA</w:t>
             </w:r>
@@ -1702,6 +1782,7 @@
                 <w:b w:val="0"/>
                 <w:i w:val="0"/>
                 <w:sz w:val="28"/>
+                <w:u w:val="none"/>
               </w:rPr>
               <w:t>Retinal Image Quality Assessment</w:t>
             </w:r>
@@ -1724,6 +1805,7 @@
                 <w:b w:val="0"/>
                 <w:i w:val="0"/>
                 <w:sz w:val="28"/>
+                <w:u w:val="none"/>
               </w:rPr>
               <w:t>ROC</w:t>
             </w:r>
@@ -1744,6 +1826,7 @@
                 <w:b w:val="0"/>
                 <w:i w:val="0"/>
                 <w:sz w:val="28"/>
+                <w:u w:val="none"/>
               </w:rPr>
               <w:t>Receiver Operating Characteristic</w:t>
             </w:r>
@@ -1766,6 +1849,7 @@
                 <w:b w:val="0"/>
                 <w:i w:val="0"/>
                 <w:sz w:val="28"/>
+                <w:u w:val="none"/>
               </w:rPr>
               <w:t>SB-n</w:t>
             </w:r>
@@ -1786,6 +1870,7 @@
                 <w:b w:val="0"/>
                 <w:i w:val="0"/>
                 <w:sz w:val="28"/>
+                <w:u w:val="none"/>
               </w:rPr>
               <w:t>Scope Boundary n (қолданылу шекарасы: диссертация нені мәлімдемейтінін көрсететін тұжырым)</w:t>
             </w:r>
@@ -1808,6 +1893,7 @@
                 <w:b w:val="0"/>
                 <w:i w:val="0"/>
                 <w:sz w:val="28"/>
+                <w:u w:val="none"/>
               </w:rPr>
               <w:t>SimCLR</w:t>
             </w:r>
@@ -1828,6 +1914,7 @@
                 <w:b w:val="0"/>
                 <w:i w:val="0"/>
                 <w:sz w:val="28"/>
+                <w:u w:val="none"/>
               </w:rPr>
               <w:t>Simple framework for Contrastive Learning of Representations</w:t>
             </w:r>
@@ -1850,6 +1937,7 @@
                 <w:b w:val="0"/>
                 <w:i w:val="0"/>
                 <w:sz w:val="28"/>
+                <w:u w:val="none"/>
               </w:rPr>
               <w:t>SIR-n</w:t>
             </w:r>
@@ -1870,6 +1958,7 @@
                 <w:b w:val="0"/>
                 <w:i w:val="0"/>
                 <w:sz w:val="28"/>
+                <w:u w:val="none"/>
               </w:rPr>
               <w:t>Source Interpretation Rule n (дереккөзді талқылау ережесі: дәйексөз алынған дереккөзге нені таңуға болатынын шектейді)</w:t>
             </w:r>
@@ -1892,6 +1981,7 @@
                 <w:b w:val="0"/>
                 <w:i w:val="0"/>
                 <w:sz w:val="28"/>
+                <w:u w:val="none"/>
               </w:rPr>
               <w:t>SSIM</w:t>
             </w:r>
@@ -1912,6 +2002,7 @@
                 <w:b w:val="0"/>
                 <w:i w:val="0"/>
                 <w:sz w:val="28"/>
+                <w:u w:val="none"/>
               </w:rPr>
               <w:t>Structural Similarity Index</w:t>
             </w:r>
@@ -1934,6 +2025,7 @@
                 <w:b w:val="0"/>
                 <w:i w:val="0"/>
                 <w:sz w:val="28"/>
+                <w:u w:val="none"/>
               </w:rPr>
               <w:t>SSL</w:t>
             </w:r>
@@ -1954,6 +2046,7 @@
                 <w:b w:val="0"/>
                 <w:i w:val="0"/>
                 <w:sz w:val="28"/>
+                <w:u w:val="none"/>
               </w:rPr>
               <w:t>Self-Supervised Learning (өзін-өзі бақылаусыз оқыту)</w:t>
             </w:r>
@@ -1976,6 +2069,7 @@
                 <w:b w:val="0"/>
                 <w:i w:val="0"/>
                 <w:sz w:val="28"/>
+                <w:u w:val="none"/>
               </w:rPr>
               <w:t>STARE</w:t>
             </w:r>
@@ -1996,6 +2090,7 @@
                 <w:b w:val="0"/>
                 <w:i w:val="0"/>
                 <w:sz w:val="28"/>
+                <w:u w:val="none"/>
               </w:rPr>
               <w:t>Structured Analysis of the Retina (деректер жиынтығы)</w:t>
             </w:r>
@@ -2018,6 +2113,7 @@
                 <w:b w:val="0"/>
                 <w:i w:val="0"/>
                 <w:sz w:val="28"/>
+                <w:u w:val="none"/>
               </w:rPr>
               <w:t>UML</w:t>
             </w:r>
@@ -2038,6 +2134,7 @@
                 <w:b w:val="0"/>
                 <w:i w:val="0"/>
                 <w:sz w:val="28"/>
+                <w:u w:val="none"/>
               </w:rPr>
               <w:t>Unified Modeling Language</w:t>
             </w:r>
@@ -2060,6 +2157,7 @@
                 <w:b w:val="0"/>
                 <w:i w:val="0"/>
                 <w:sz w:val="28"/>
+                <w:u w:val="none"/>
               </w:rPr>
               <w:t>VRAM</w:t>
             </w:r>
@@ -2080,6 +2178,7 @@
                 <w:b w:val="0"/>
                 <w:i w:val="0"/>
                 <w:sz w:val="28"/>
+                <w:u w:val="none"/>
               </w:rPr>
               <w:t>Video Random-Access Memory</w:t>
             </w:r>
@@ -2102,6 +2201,7 @@
                 <w:b w:val="0"/>
                 <w:i w:val="0"/>
                 <w:sz w:val="28"/>
+                <w:u w:val="none"/>
               </w:rPr>
               <w:t>VVI</w:t>
             </w:r>
@@ -2122,6 +2222,7 @@
                 <w:b w:val="0"/>
                 <w:i w:val="0"/>
                 <w:sz w:val="28"/>
+                <w:u w:val="none"/>
               </w:rPr>
               <w:t>Vessel Visibility Index</w:t>
             </w:r>
@@ -2144,6 +2245,7 @@
                 <w:b w:val="0"/>
                 <w:i w:val="0"/>
                 <w:sz w:val="28"/>
+                <w:u w:val="none"/>
               </w:rPr>
               <w:t>WSL</w:t>
             </w:r>
@@ -2164,6 +2266,7 @@
                 <w:b w:val="0"/>
                 <w:i w:val="0"/>
                 <w:sz w:val="28"/>
+                <w:u w:val="none"/>
               </w:rPr>
               <w:t>Windows Subsystem for Linux</w:t>
             </w:r>
@@ -2186,6 +2289,7 @@
                 <w:b w:val="0"/>
                 <w:i w:val="0"/>
                 <w:sz w:val="28"/>
+                <w:u w:val="none"/>
               </w:rPr>
               <w:t>XAI</w:t>
             </w:r>
@@ -2206,6 +2310,7 @@
                 <w:b w:val="0"/>
                 <w:i w:val="0"/>
                 <w:sz w:val="28"/>
+                <w:u w:val="none"/>
               </w:rPr>
               <w:t>Explainable Artificial Intelligence</w:t>
             </w:r>
@@ -2228,6 +2333,7 @@
                 <w:b w:val="0"/>
                 <w:i w:val="0"/>
                 <w:sz w:val="28"/>
+                <w:u w:val="none"/>
               </w:rPr>
               <w:t>D</w:t>
             </w:r>
@@ -2248,6 +2354,7 @@
                 <w:b w:val="0"/>
                 <w:i w:val="0"/>
                 <w:sz w:val="28"/>
+                <w:u w:val="none"/>
               </w:rPr>
               <w:t>Көру өрісінің (FOV) диаметрі, пиксельмен</w:t>
             </w:r>
@@ -2270,6 +2377,7 @@
                 <w:b w:val="0"/>
                 <w:i w:val="0"/>
                 <w:sz w:val="28"/>
+                <w:u w:val="none"/>
               </w:rPr>
               <w:t>CL</w:t>
             </w:r>
@@ -2290,6 +2398,7 @@
                 <w:b w:val="0"/>
                 <w:i w:val="0"/>
                 <w:sz w:val="28"/>
+                <w:u w:val="none"/>
               </w:rPr>
               <w:t>CLAHE түрлендіруінің клип-лимиті</w:t>
             </w:r>
@@ -2312,6 +2421,7 @@
                 <w:b w:val="0"/>
                 <w:i w:val="0"/>
                 <w:sz w:val="28"/>
+                <w:u w:val="none"/>
               </w:rPr>
               <w:t>F1</w:t>
             </w:r>
@@ -2332,6 +2442,7 @@
                 <w:b w:val="0"/>
                 <w:i w:val="0"/>
                 <w:sz w:val="28"/>
+                <w:u w:val="none"/>
               </w:rPr>
               <w:t>F1-score (precision және recall гармоникалық орташасы)</w:t>
             </w:r>
@@ -2354,6 +2465,7 @@
                 <w:b w:val="0"/>
                 <w:i w:val="0"/>
                 <w:sz w:val="28"/>
+                <w:u w:val="none"/>
               </w:rPr>
               <w:t>G</w:t>
             </w:r>
@@ -2374,6 +2486,7 @@
                 <w:b w:val="0"/>
                 <w:i w:val="0"/>
                 <w:sz w:val="28"/>
+                <w:u w:val="none"/>
               </w:rPr>
               <w:t>Жалпылау коэффициенті, G = F1_external / F1_EyePACS</w:t>
             </w:r>
@@ -2396,6 +2509,7 @@
                 <w:b w:val="0"/>
                 <w:i w:val="0"/>
                 <w:sz w:val="28"/>
+                <w:u w:val="none"/>
               </w:rPr>
               <w:t>T</w:t>
             </w:r>
@@ -2416,6 +2530,7 @@
                 <w:b w:val="0"/>
                 <w:i w:val="0"/>
                 <w:sz w:val="28"/>
+                <w:u w:val="none"/>
               </w:rPr>
               <w:t>Қос шектеулі CLAHE-нің ғаламдық шектік мәні (T/80 формуляциясы)</w:t>
             </w:r>
@@ -2438,6 +2553,7 @@
                 <w:b w:val="0"/>
                 <w:i w:val="0"/>
                 <w:sz w:val="28"/>
+                <w:u w:val="none"/>
               </w:rPr>
               <w:t>α</w:t>
             </w:r>
@@ -2458,6 +2574,7 @@
                 <w:b w:val="0"/>
                 <w:i w:val="0"/>
                 <w:sz w:val="28"/>
+                <w:u w:val="none"/>
               </w:rPr>
               <w:t>Focal Loss класс салмағы параметрі (кері жиілік)</w:t>
             </w:r>
@@ -2480,6 +2597,7 @@
                 <w:b w:val="0"/>
                 <w:i w:val="0"/>
                 <w:sz w:val="28"/>
+                <w:u w:val="none"/>
               </w:rPr>
               <w:t>γ</w:t>
             </w:r>
@@ -2500,6 +2618,7 @@
                 <w:b w:val="0"/>
                 <w:i w:val="0"/>
                 <w:sz w:val="28"/>
+                <w:u w:val="none"/>
               </w:rPr>
               <w:t>Focal Loss фокустау параметрі (γ = 2)</w:t>
             </w:r>
@@ -2522,6 +2641,7 @@
                 <w:b w:val="0"/>
                 <w:i w:val="0"/>
                 <w:sz w:val="28"/>
+                <w:u w:val="none"/>
               </w:rPr>
               <w:t>κ</w:t>
             </w:r>
@@ -2542,6 +2662,7 @@
                 <w:b w:val="0"/>
                 <w:i w:val="0"/>
                 <w:sz w:val="28"/>
+                <w:u w:val="none"/>
               </w:rPr>
               <w:t>Квадраттық салмақтары бар Cohen's Kappa</w:t>
             </w:r>
@@ -2564,6 +2685,7 @@
                 <w:b w:val="0"/>
                 <w:i w:val="0"/>
                 <w:sz w:val="28"/>
+                <w:u w:val="none"/>
               </w:rPr>
               <w:t>σ</w:t>
             </w:r>
@@ -2584,6 +2706,7 @@
                 <w:b w:val="0"/>
                 <w:i w:val="0"/>
                 <w:sz w:val="28"/>
+                <w:u w:val="none"/>
               </w:rPr>
               <w:t>Flat-field correction-дегі Гаусс ядросының стандартты ауытқуы, σ = 0.07·D</w:t>
             </w:r>
@@ -2606,6 +2729,7 @@
                 <w:b w:val="0"/>
                 <w:i w:val="0"/>
                 <w:sz w:val="28"/>
+                <w:u w:val="none"/>
               </w:rPr>
               <w:t>ΔF1</w:t>
             </w:r>
@@ -2626,6 +2750,7 @@
                 <w:b w:val="0"/>
                 <w:i w:val="0"/>
                 <w:sz w:val="28"/>
+                <w:u w:val="none"/>
               </w:rPr>
               <w:t>Деректер жиынтығы аралық F1 төмендеуі, ΔF1 = F1_EyePACS − F1_external</w:t>
             </w:r>
@@ -2659,6 +2784,7 @@
         <w:b w:val="0"/>
         <w:i w:val="0"/>
         <w:sz w:val="28"/>
+        <w:u w:val="none"/>
       </w:rPr>
       <w:fldChar w:fldCharType="begin"/>
       <w:instrText xml:space="preserve">PAGE</w:instrText>
